--- a/vvdn/protocols/can/can-working-and-architecture.docx
+++ b/vvdn/protocols/can/can-working-and-architecture.docx
@@ -100,50 +100,53 @@
           <w:color w:val="282C34"/>
           <w:sz w:val="21"/>
         </w:rPr>
-        <w:t xml:space="preserve">Unlike single-ended buses (UART, LIN, I2C), CAN represents binary states using the differential voltage </w:t>
-      </w:r>
-      <w:r>
-        <w:rPr>
-          <w:i/>
-          <w:color w:val="145AA0"/>
-          <w:sz w:val="21"/>
-        </w:rPr>
-        <w:t>V_{DIFF</w:t>
-      </w:r>
-      <w:r>
-        <w:rPr>
-          <w:color w:val="282C34"/>
-          <w:sz w:val="21"/>
-        </w:rPr>
-        <w:t>:</w:t>
+        <w:t>Unlike single-ended buses (UART, LIN, I2C), CAN represents binary states using the differential voltage V_DIFF:</w:t>
       </w:r>
     </w:p>
-    <w:p>
-      <w:pPr>
-        <w:spacing w:after="80"/>
-      </w:pPr>
-      <w:r>
-        <w:rPr>
-          <w:i/>
-          <w:color w:val="145AA0"/>
-          <w:sz w:val="21"/>
-        </w:rPr>
-      </w:r>
-      <w:r>
-        <w:rPr>
-          <w:color w:val="282C34"/>
-          <w:sz w:val="21"/>
-        </w:rPr>
-        <w:t>V_{DIFF} = V_{CAN\_H} - V_{CAN\_L}</w:t>
-      </w:r>
-      <w:r>
-        <w:rPr>
-          <w:i/>
-          <w:color w:val="145AA0"/>
-          <w:sz w:val="21"/>
-        </w:rPr>
-      </w:r>
-    </w:p>
+    <w:tbl>
+      <w:tblPr>
+        <w:tblW w:type="auto" w:w="0"/>
+        <w:jc w:val="center"/>
+        <w:tblLook w:firstColumn="1" w:firstRow="1" w:lastColumn="0" w:lastRow="0" w:noHBand="0" w:noVBand="1" w:val="04A0"/>
+      </w:tblPr>
+      <w:tblGrid>
+        <w:gridCol w:w="9792"/>
+      </w:tblGrid>
+      <w:tr>
+        <w:tc>
+          <w:tcPr>
+            <w:tcW w:type="dxa" w:w="9792"/>
+            <w:shd w:fill="F5F6F8"/>
+            <w:tcMar>
+              <w:top w:w="80" w:type="dxa"/>
+              <w:bottom w:w="80" w:type="dxa"/>
+              <w:left w:w="140" w:type="dxa"/>
+              <w:right w:w="140" w:type="dxa"/>
+            </w:tcMar>
+            <w:tcBorders>
+              <w:left w:val="single" w:sz="18" w:space="0" w:color="CBD5E0"/>
+              <w:top w:val="none"/>
+              <w:right w:val="none"/>
+              <w:bottom w:val="none"/>
+            </w:tcBorders>
+          </w:tcPr>
+          <w:p>
+            <w:pPr>
+              <w:spacing w:line="240" w:lineRule="auto" w:after="0"/>
+            </w:pPr>
+            <w:r>
+              <w:rPr>
+                <w:rFonts w:ascii="Consolas" w:hAnsi="Consolas"/>
+                <w:color w:val="2D3748"/>
+                <w:sz w:val="18"/>
+              </w:rPr>
+              <w:t>V_DIFF = V_CAN_H - V_CAN_L</w:t>
+            </w:r>
+          </w:p>
+        </w:tc>
+      </w:tr>
+    </w:tbl>
+    <w:p/>
     <w:p>
       <w:pPr>
         <w:spacing w:after="80"/>
@@ -189,37 +192,7 @@
           <w:color w:val="282C34"/>
           <w:sz w:val="21"/>
         </w:rPr>
-        <w:t xml:space="preserve">High-impedance state. Both </w:t>
-      </w:r>
-      <w:r>
-        <w:rPr>
-          <w:i/>
-          <w:color w:val="145AA0"/>
-          <w:sz w:val="21"/>
-        </w:rPr>
-        <w:t>CAN\_H</w:t>
-      </w:r>
-      <w:r>
-        <w:rPr>
-          <w:color w:val="282C34"/>
-          <w:sz w:val="21"/>
-        </w:rPr>
-        <w:t xml:space="preserve"> and </w:t>
-      </w:r>
-      <w:r>
-        <w:rPr>
-          <w:i/>
-          <w:color w:val="145AA0"/>
-          <w:sz w:val="21"/>
-        </w:rPr>
-        <w:t>CAN\_L</w:t>
-      </w:r>
-      <w:r>
-        <w:rPr>
-          <w:color w:val="282C34"/>
-          <w:sz w:val="21"/>
-        </w:rPr>
-        <w:t xml:space="preserve"> lines are weakly biased to the nominal common-mode voltage of approximately </w:t>
+        <w:t xml:space="preserve">High-impedance state. Both CAN_H and CAN_L lines are weakly biased to the nominal common-mode voltage of approximately </w:t>
       </w:r>
       <w:r>
         <w:rPr>
@@ -227,7 +200,7 @@
           <w:color w:val="282C34"/>
           <w:sz w:val="21"/>
         </w:rPr>
-        <w:t>$2.5\,\text{V}$</w:t>
+        <w:t>2.5 V</w:t>
       </w:r>
       <w:r>
         <w:rPr>
@@ -256,29 +229,14 @@
           <w:color w:val="282C34"/>
           <w:sz w:val="21"/>
         </w:rPr>
-        <w:t>$0\,\text{V}$</w:t>
+        <w:t>0 V</w:t>
       </w:r>
       <w:r>
         <w:rPr>
           <w:color w:val="282C34"/>
           <w:sz w:val="21"/>
         </w:rPr>
-        <w:t xml:space="preserve"> (ISO spec: </w:t>
-      </w:r>
-      <w:r>
-        <w:rPr>
-          <w:i/>
-          <w:color w:val="145AA0"/>
-          <w:sz w:val="21"/>
-        </w:rPr>
-        <w:t>-0.5\,V ≤ V_{DIFF ≤ +0.05\,V</w:t>
-      </w:r>
-      <w:r>
-        <w:rPr>
-          <w:color w:val="282C34"/>
-          <w:sz w:val="21"/>
-        </w:rPr>
-        <w:t>).</w:t>
+        <w:t xml:space="preserve"> (ISO spec: -0.5 V &lt;= V_DIFF &lt;= +0.05 V).</w:t>
       </w:r>
     </w:p>
     <w:p>
@@ -328,22 +286,7 @@
           <w:color w:val="282C34"/>
           <w:sz w:val="21"/>
         </w:rPr>
-        <w:t xml:space="preserve">Actively driven state. The transmitting transceiver drives </w:t>
-      </w:r>
-      <w:r>
-        <w:rPr>
-          <w:i/>
-          <w:color w:val="145AA0"/>
-          <w:sz w:val="21"/>
-        </w:rPr>
-        <w:t>CAN\_H</w:t>
-      </w:r>
-      <w:r>
-        <w:rPr>
-          <w:color w:val="282C34"/>
-          <w:sz w:val="21"/>
-        </w:rPr>
-        <w:t xml:space="preserve"> up to </w:t>
+        <w:t xml:space="preserve">Actively driven state. The transmitting transceiver drives CAN_H up to </w:t>
       </w:r>
       <w:r>
         <w:rPr>
@@ -351,29 +294,14 @@
           <w:color w:val="282C34"/>
           <w:sz w:val="21"/>
         </w:rPr>
-        <w:t>$+3.5\,\text{V}$</w:t>
+        <w:t>+3.5 V</w:t>
       </w:r>
       <w:r>
         <w:rPr>
           <w:color w:val="282C34"/>
           <w:sz w:val="21"/>
         </w:rPr>
-        <w:t xml:space="preserve"> and pulls </w:t>
-      </w:r>
-      <w:r>
-        <w:rPr>
-          <w:i/>
-          <w:color w:val="145AA0"/>
-          <w:sz w:val="21"/>
-        </w:rPr>
-        <w:t>CAN\_L</w:t>
-      </w:r>
-      <w:r>
-        <w:rPr>
-          <w:color w:val="282C34"/>
-          <w:sz w:val="21"/>
-        </w:rPr>
-        <w:t xml:space="preserve"> down to </w:t>
+        <w:t xml:space="preserve"> and pulls CAN_L down to </w:t>
       </w:r>
       <w:r>
         <w:rPr>
@@ -381,7 +309,7 @@
           <w:color w:val="282C34"/>
           <w:sz w:val="21"/>
         </w:rPr>
-        <w:t>$+1.5\,\text{V}$</w:t>
+        <w:t>+1.5 V</w:t>
       </w:r>
       <w:r>
         <w:rPr>
@@ -410,29 +338,14 @@
           <w:color w:val="282C34"/>
           <w:sz w:val="21"/>
         </w:rPr>
-        <w:t>$+2.0\,\text{V}$</w:t>
+        <w:t>+2.0 V</w:t>
       </w:r>
       <w:r>
         <w:rPr>
           <w:color w:val="282C34"/>
           <w:sz w:val="21"/>
         </w:rPr>
-        <w:t xml:space="preserve"> (ISO spec: </w:t>
-      </w:r>
-      <w:r>
-        <w:rPr>
-          <w:i/>
-          <w:color w:val="145AA0"/>
-          <w:sz w:val="21"/>
-        </w:rPr>
-        <w:t>+1.5\,V ≤ V_{DIFF ≤ +3.0\,V</w:t>
-      </w:r>
-      <w:r>
-        <w:rPr>
-          <w:color w:val="282C34"/>
-          <w:sz w:val="21"/>
-        </w:rPr>
-        <w:t>).</w:t>
+        <w:t xml:space="preserve"> (ISO spec: +1.5 V &lt;= V_DIFF &lt;= +3.0 V).</w:t>
       </w:r>
     </w:p>
     <w:p>
@@ -728,11 +641,10 @@
             </w:pPr>
             <w:r>
               <w:rPr>
-                <w:i/>
-                <w:color w:val="145AA0"/>
+                <w:color w:val="282C34"/>
                 <w:sz w:val="18"/>
               </w:rPr>
-              <w:t>V_{CAN\_H</w:t>
+              <w:t>V_CAN_H</w:t>
             </w:r>
           </w:p>
         </w:tc>
@@ -753,33 +665,10 @@
             </w:pPr>
             <w:r>
               <w:rPr>
-                <w:i/>
-                <w:color w:val="145AA0"/>
-                <w:sz w:val="18"/>
-              </w:rPr>
-              <w:t>2.75\,V \dots 4.5\,V</w:t>
-            </w:r>
-            <w:r>
-              <w:rPr>
                 <w:color w:val="282C34"/>
                 <w:sz w:val="18"/>
               </w:rPr>
-              <w:t xml:space="preserve"> (Typ: </w:t>
-            </w:r>
-            <w:r>
-              <w:rPr>
-                <w:i/>
-                <w:color w:val="145AA0"/>
-                <w:sz w:val="18"/>
-              </w:rPr>
-              <w:t>3.5\,V</w:t>
-            </w:r>
-            <w:r>
-              <w:rPr>
-                <w:color w:val="282C34"/>
-                <w:sz w:val="18"/>
-              </w:rPr>
-              <w:t>)</w:t>
+              <w:t>2.75 V ... 4.5 V (Typ: 3.5 V)</w:t>
             </w:r>
           </w:p>
         </w:tc>
@@ -800,33 +689,10 @@
             </w:pPr>
             <w:r>
               <w:rPr>
-                <w:i/>
-                <w:color w:val="145AA0"/>
-                <w:sz w:val="18"/>
-              </w:rPr>
-              <w:t>2.0\,V \dots 3.0\,V</w:t>
-            </w:r>
-            <w:r>
-              <w:rPr>
                 <w:color w:val="282C34"/>
                 <w:sz w:val="18"/>
               </w:rPr>
-              <w:t xml:space="preserve"> (Typ: </w:t>
-            </w:r>
-            <w:r>
-              <w:rPr>
-                <w:i/>
-                <w:color w:val="145AA0"/>
-                <w:sz w:val="18"/>
-              </w:rPr>
-              <w:t>2.5\,V</w:t>
-            </w:r>
-            <w:r>
-              <w:rPr>
-                <w:color w:val="282C34"/>
-                <w:sz w:val="18"/>
-              </w:rPr>
-              <w:t>)</w:t>
+              <w:t>2.0 V ... 3.0 V (Typ: 2.5 V)</w:t>
             </w:r>
           </w:p>
         </w:tc>
@@ -900,11 +766,10 @@
             </w:pPr>
             <w:r>
               <w:rPr>
-                <w:i/>
-                <w:color w:val="145AA0"/>
+                <w:color w:val="282C34"/>
                 <w:sz w:val="18"/>
               </w:rPr>
-              <w:t>V_{CAN\_L</w:t>
+              <w:t>V_CAN_L</w:t>
             </w:r>
           </w:p>
         </w:tc>
@@ -926,33 +791,10 @@
             </w:pPr>
             <w:r>
               <w:rPr>
-                <w:i/>
-                <w:color w:val="145AA0"/>
-                <w:sz w:val="18"/>
-              </w:rPr>
-              <w:t>0.5\,V \dots 2.25\,V</w:t>
-            </w:r>
-            <w:r>
-              <w:rPr>
                 <w:color w:val="282C34"/>
                 <w:sz w:val="18"/>
               </w:rPr>
-              <w:t xml:space="preserve"> (Typ: </w:t>
-            </w:r>
-            <w:r>
-              <w:rPr>
-                <w:i/>
-                <w:color w:val="145AA0"/>
-                <w:sz w:val="18"/>
-              </w:rPr>
-              <w:t>1.5\,V</w:t>
-            </w:r>
-            <w:r>
-              <w:rPr>
-                <w:color w:val="282C34"/>
-                <w:sz w:val="18"/>
-              </w:rPr>
-              <w:t>)</w:t>
+              <w:t>0.5 V ... 2.25 V (Typ: 1.5 V)</w:t>
             </w:r>
           </w:p>
         </w:tc>
@@ -974,33 +816,10 @@
             </w:pPr>
             <w:r>
               <w:rPr>
-                <w:i/>
-                <w:color w:val="145AA0"/>
-                <w:sz w:val="18"/>
-              </w:rPr>
-              <w:t>2.0\,V \dots 3.0\,V</w:t>
-            </w:r>
-            <w:r>
-              <w:rPr>
                 <w:color w:val="282C34"/>
                 <w:sz w:val="18"/>
               </w:rPr>
-              <w:t xml:space="preserve"> (Typ: </w:t>
-            </w:r>
-            <w:r>
-              <w:rPr>
-                <w:i/>
-                <w:color w:val="145AA0"/>
-                <w:sz w:val="18"/>
-              </w:rPr>
-              <w:t>2.5\,V</w:t>
-            </w:r>
-            <w:r>
-              <w:rPr>
-                <w:color w:val="282C34"/>
-                <w:sz w:val="18"/>
-              </w:rPr>
-              <w:t>)</w:t>
+              <w:t>2.0 V ... 3.0 V (Typ: 2.5 V)</w:t>
             </w:r>
           </w:p>
         </w:tc>
@@ -1073,11 +892,10 @@
             </w:pPr>
             <w:r>
               <w:rPr>
-                <w:i/>
-                <w:color w:val="145AA0"/>
+                <w:color w:val="282C34"/>
                 <w:sz w:val="18"/>
               </w:rPr>
-              <w:t>V_{DIFF</w:t>
+              <w:t>V_DIFF</w:t>
             </w:r>
           </w:p>
         </w:tc>
@@ -1098,33 +916,10 @@
             </w:pPr>
             <w:r>
               <w:rPr>
-                <w:i/>
-                <w:color w:val="145AA0"/>
-                <w:sz w:val="18"/>
-              </w:rPr>
-              <w:t>+1.5\,V \dots +3.0\,V</w:t>
-            </w:r>
-            <w:r>
-              <w:rPr>
                 <w:color w:val="282C34"/>
                 <w:sz w:val="18"/>
               </w:rPr>
-              <w:t xml:space="preserve"> (Typ: </w:t>
-            </w:r>
-            <w:r>
-              <w:rPr>
-                <w:i/>
-                <w:color w:val="145AA0"/>
-                <w:sz w:val="18"/>
-              </w:rPr>
-              <w:t>+2.0\,V</w:t>
-            </w:r>
-            <w:r>
-              <w:rPr>
-                <w:color w:val="282C34"/>
-                <w:sz w:val="18"/>
-              </w:rPr>
-              <w:t>)</w:t>
+              <w:t>+1.5 V ... +3.0 V (Typ: +2.0 V)</w:t>
             </w:r>
           </w:p>
         </w:tc>
@@ -1145,33 +940,10 @@
             </w:pPr>
             <w:r>
               <w:rPr>
-                <w:i/>
-                <w:color w:val="145AA0"/>
-                <w:sz w:val="18"/>
-              </w:rPr>
-              <w:t>-0.5\,V \dots +0.05\,V</w:t>
-            </w:r>
-            <w:r>
-              <w:rPr>
                 <w:color w:val="282C34"/>
                 <w:sz w:val="18"/>
               </w:rPr>
-              <w:t xml:space="preserve"> (Typ: </w:t>
-            </w:r>
-            <w:r>
-              <w:rPr>
-                <w:i/>
-                <w:color w:val="145AA0"/>
-                <w:sz w:val="18"/>
-              </w:rPr>
-              <w:t>0.0\,V</w:t>
-            </w:r>
-            <w:r>
-              <w:rPr>
-                <w:color w:val="282C34"/>
-                <w:sz w:val="18"/>
-              </w:rPr>
-              <w:t>)</w:t>
+              <w:t>-0.5 V ... +0.05 V (Typ: 0.0 V)</w:t>
             </w:r>
           </w:p>
         </w:tc>
@@ -1245,11 +1017,10 @@
             </w:pPr>
             <w:r>
               <w:rPr>
-                <w:i/>
-                <w:color w:val="145AA0"/>
+                <w:color w:val="282C34"/>
                 <w:sz w:val="18"/>
               </w:rPr>
-              <w:t>V_{TH(rx)</w:t>
+              <w:t>V_TH(rx)</w:t>
             </w:r>
           </w:p>
         </w:tc>
@@ -1271,11 +1042,10 @@
             </w:pPr>
             <w:r>
               <w:rPr>
-                <w:i/>
-                <w:color w:val="145AA0"/>
+                <w:color w:val="282C34"/>
                 <w:sz w:val="18"/>
               </w:rPr>
-              <w:t>V_{DIFF &gt; 0.9\,V</w:t>
+              <w:t>V_DIFF &gt; 0.9 V</w:t>
             </w:r>
           </w:p>
         </w:tc>
@@ -1297,11 +1067,10 @@
             </w:pPr>
             <w:r>
               <w:rPr>
-                <w:i/>
-                <w:color w:val="145AA0"/>
+                <w:color w:val="282C34"/>
                 <w:sz w:val="18"/>
               </w:rPr>
-              <w:t>V_{DIFF &lt; 0.5\,V</w:t>
+              <w:t>V_DIFF &lt; 0.5 V</w:t>
             </w:r>
           </w:p>
         </w:tc>
@@ -1374,11 +1143,10 @@
             </w:pPr>
             <w:r>
               <w:rPr>
-                <w:i/>
-                <w:color w:val="145AA0"/>
+                <w:color w:val="282C34"/>
                 <w:sz w:val="18"/>
               </w:rPr>
-              <w:t>V_{HYS</w:t>
+              <w:t>V_HYS</w:t>
             </w:r>
           </w:p>
         </w:tc>
@@ -1402,22 +1170,7 @@
                 <w:color w:val="282C34"/>
                 <w:sz w:val="18"/>
               </w:rPr>
-              <w:t xml:space="preserve">Typical </w:t>
-            </w:r>
-            <w:r>
-              <w:rPr>
-                <w:i/>
-                <w:color w:val="145AA0"/>
-                <w:sz w:val="18"/>
-              </w:rPr>
-              <w:t>150\,mV</w:t>
-            </w:r>
-            <w:r>
-              <w:rPr>
-                <w:color w:val="282C34"/>
-                <w:sz w:val="18"/>
-              </w:rPr>
-              <w:t xml:space="preserve"> margin prevents jitter</w:t>
+              <w:t>Typical 150 mV margin prevents jitter</w:t>
             </w:r>
           </w:p>
         </w:tc>
@@ -1515,11 +1268,10 @@
             </w:pPr>
             <w:r>
               <w:rPr>
-                <w:i/>
-                <w:color w:val="145AA0"/>
+                <w:color w:val="282C34"/>
                 <w:sz w:val="18"/>
               </w:rPr>
-              <w:t>V_{CM</w:t>
+              <w:t>V_CM</w:t>
             </w:r>
           </w:p>
         </w:tc>
@@ -1541,33 +1293,10 @@
             </w:pPr>
             <w:r>
               <w:rPr>
-                <w:i/>
-                <w:color w:val="145AA0"/>
-                <w:sz w:val="18"/>
-              </w:rPr>
-              <w:t>-2.0\,V \dots +7.0\,V</w:t>
-            </w:r>
-            <w:r>
-              <w:rPr>
                 <w:color w:val="282C34"/>
                 <w:sz w:val="18"/>
               </w:rPr>
-              <w:t xml:space="preserve"> (Extended: </w:t>
-            </w:r>
-            <w:r>
-              <w:rPr>
-                <w:i/>
-                <w:color w:val="145AA0"/>
-                <w:sz w:val="18"/>
-              </w:rPr>
-              <w:t>-12\,V \dots +12\,V</w:t>
-            </w:r>
-            <w:r>
-              <w:rPr>
-                <w:color w:val="282C34"/>
-                <w:sz w:val="18"/>
-              </w:rPr>
-              <w:t>)</w:t>
+              <w:t>-2.0 V ... +7.0 V (Extended: -12 V ... +12 V)</w:t>
             </w:r>
           </w:p>
         </w:tc>
@@ -1654,37 +1383,7 @@
           <w:color w:val="282C34"/>
           <w:sz w:val="21"/>
         </w:rPr>
-        <w:t>The CAN Transceiver acts as the physical bridge between the digital logic levels (</w:t>
-      </w:r>
-      <w:r>
-        <w:rPr>
-          <w:i/>
-          <w:color w:val="145AA0"/>
-          <w:sz w:val="21"/>
-        </w:rPr>
-        <w:t>3.3\,V</w:t>
-      </w:r>
-      <w:r>
-        <w:rPr>
-          <w:color w:val="282C34"/>
-          <w:sz w:val="21"/>
-        </w:rPr>
-        <w:t xml:space="preserve"> or </w:t>
-      </w:r>
-      <w:r>
-        <w:rPr>
-          <w:i/>
-          <w:color w:val="145AA0"/>
-          <w:sz w:val="21"/>
-        </w:rPr>
-        <w:t>5\,V</w:t>
-      </w:r>
-      <w:r>
-        <w:rPr>
-          <w:color w:val="282C34"/>
-          <w:sz w:val="21"/>
-        </w:rPr>
-        <w:t xml:space="preserve"> CMOS/TTL on TXD and RXD) of the CAN Controller and the differential analog voltages on the physical bus.</w:t>
+        <w:t>The CAN Transceiver acts as the physical bridge between the digital logic levels (3.3 V or 5 V CMOS/TTL on TXD and RXD) of the CAN Controller and the differential analog voltages on the physical bus.</w:t>
       </w:r>
     </w:p>
     <w:tbl>
@@ -1799,37 +1498,7 @@
           <w:color w:val="282C34"/>
           <w:sz w:val="21"/>
         </w:rPr>
-        <w:t xml:space="preserve">The differential comparator continuously senses </w:t>
-      </w:r>
-      <w:r>
-        <w:rPr>
-          <w:i/>
-          <w:color w:val="145AA0"/>
-          <w:sz w:val="21"/>
-        </w:rPr>
-        <w:t>V_{CAN\_H - V_{CAN\_L</w:t>
-      </w:r>
-      <w:r>
-        <w:rPr>
-          <w:color w:val="282C34"/>
-          <w:sz w:val="21"/>
-        </w:rPr>
-        <w:t xml:space="preserve">. If </w:t>
-      </w:r>
-      <w:r>
-        <w:rPr>
-          <w:i/>
-          <w:color w:val="145AA0"/>
-          <w:sz w:val="21"/>
-        </w:rPr>
-        <w:t>V_{DIFF &gt; 0.9\,V</w:t>
-      </w:r>
-      <w:r>
-        <w:rPr>
-          <w:color w:val="282C34"/>
-          <w:sz w:val="21"/>
-        </w:rPr>
-        <w:t xml:space="preserve">, the receiver drives </w:t>
+        <w:t xml:space="preserve">The differential comparator continuously senses V_CAN_H - V_CAN_L. If V_DIFF &gt; 0.9 V, the receiver drives </w:t>
       </w:r>
       <w:r>
         <w:rPr>
@@ -1844,22 +1513,7 @@
           <w:color w:val="282C34"/>
           <w:sz w:val="21"/>
         </w:rPr>
-        <w:t xml:space="preserve">. If </w:t>
-      </w:r>
-      <w:r>
-        <w:rPr>
-          <w:i/>
-          <w:color w:val="145AA0"/>
-          <w:sz w:val="21"/>
-        </w:rPr>
-        <w:t>V_{DIFF &lt; 0.5\,V</w:t>
-      </w:r>
-      <w:r>
-        <w:rPr>
-          <w:color w:val="282C34"/>
-          <w:sz w:val="21"/>
-        </w:rPr>
-        <w:t xml:space="preserve">, it pulls </w:t>
+        <w:t xml:space="preserve">. If V_DIFF &lt; 0.5 V, it pulls </w:t>
       </w:r>
       <w:r>
         <w:rPr>
@@ -1888,37 +1542,7 @@
           <w:color w:val="282C34"/>
           <w:sz w:val="21"/>
         </w:rPr>
-        <w:t>Even when powered down (</w:t>
-      </w:r>
-      <w:r>
-        <w:rPr>
-          <w:i/>
-          <w:color w:val="145AA0"/>
-          <w:sz w:val="21"/>
-        </w:rPr>
-        <w:t>V_{CC = 0\,V</w:t>
-      </w:r>
-      <w:r>
-        <w:rPr>
-          <w:color w:val="282C34"/>
-          <w:sz w:val="21"/>
-        </w:rPr>
-        <w:t>), transceiver pins must present extremely high input impedance (</w:t>
-      </w:r>
-      <w:r>
-        <w:rPr>
-          <w:i/>
-          <w:color w:val="145AA0"/>
-          <w:sz w:val="21"/>
-        </w:rPr>
-        <w:t>&gt; 20\,k\Omega</w:t>
-      </w:r>
-      <w:r>
-        <w:rPr>
-          <w:color w:val="282C34"/>
-          <w:sz w:val="21"/>
-        </w:rPr>
-        <w:t>) to prevent loading the active bus.</w:t>
+        <w:t>Even when powered down (V_CC = 0 V), transceiver pins must present extremely high input impedance (&gt; 20 kΩ) to prevent loading the active bus.</w:t>
       </w:r>
     </w:p>
     <w:p>
@@ -1983,22 +1607,7 @@
           <w:color w:val="282C34"/>
           <w:sz w:val="21"/>
         </w:rPr>
-        <w:t>Modern transceivers incorporate an internal hardware watchdog timer (</w:t>
-      </w:r>
-      <w:r>
-        <w:rPr>
-          <w:i/>
-          <w:color w:val="145AA0"/>
-          <w:sz w:val="21"/>
-        </w:rPr>
-        <w:t>t_{dom\_to \approx 1.5\,ms - 5\,ms</w:t>
-      </w:r>
-      <w:r>
-        <w:rPr>
-          <w:color w:val="282C34"/>
-          <w:sz w:val="21"/>
-        </w:rPr>
-        <w:t xml:space="preserve">). If </w:t>
+        <w:t xml:space="preserve">Modern transceivers incorporate an internal hardware watchdog timer (t_dom_to ≈ 1.5 ms - 5 ms). If </w:t>
       </w:r>
       <w:r>
         <w:rPr>
@@ -2013,22 +1622,7 @@
           <w:color w:val="282C34"/>
           <w:sz w:val="21"/>
         </w:rPr>
-        <w:t xml:space="preserve"> remains LOW longer than </w:t>
-      </w:r>
-      <w:r>
-        <w:rPr>
-          <w:i/>
-          <w:color w:val="145AA0"/>
-          <w:sz w:val="21"/>
-        </w:rPr>
-        <w:t>t_{dom\_to</w:t>
-      </w:r>
-      <w:r>
-        <w:rPr>
-          <w:color w:val="282C34"/>
-          <w:sz w:val="21"/>
-        </w:rPr>
-        <w:t>, the transmitter stage is automatically disabled, releasing the bus back to Recessive.</w:t>
+        <w:t xml:space="preserve"> remains LOW longer than t_dom_to, the transmitter stage is automatically disabled, releasing the bus back to Recessive.</w:t>
       </w:r>
     </w:p>
     <w:p>
@@ -2043,7 +1637,7 @@
           <w:color w:val="282C34"/>
           <w:sz w:val="21"/>
         </w:rPr>
-        <w:t>Loopback Propagation Delay ($t_{loop}$)</w:t>
+        <w:t>Loopback Propagation Delay (t_loop)</w:t>
       </w:r>
       <w:r>
         <w:rPr>
@@ -2108,22 +1702,7 @@
           <w:color w:val="282C34"/>
           <w:sz w:val="21"/>
         </w:rPr>
-        <w:t>The total round-trip transceiver delay (</w:t>
-      </w:r>
-      <w:r>
-        <w:rPr>
-          <w:i/>
-          <w:color w:val="145AA0"/>
-          <w:sz w:val="21"/>
-        </w:rPr>
-        <w:t>t_{loop = t_{tx\_delay + t_{rx\_delay</w:t>
-      </w:r>
-      <w:r>
-        <w:rPr>
-          <w:color w:val="282C34"/>
-          <w:sz w:val="21"/>
-        </w:rPr>
-        <w:t xml:space="preserve">) standardly ranges between </w:t>
+        <w:t xml:space="preserve">The total round-trip transceiver delay (t_loop = t_tx_delay + t_rx_delay) standardly ranges between </w:t>
       </w:r>
       <w:r>
         <w:rPr>
@@ -2131,7 +1710,7 @@
           <w:color w:val="282C34"/>
           <w:sz w:val="21"/>
         </w:rPr>
-        <w:t>$100\,\text{ns}$ and $250\,\text{ns}$</w:t>
+        <w:t>100 ns and 250 ns</w:t>
       </w:r>
       <w:r>
         <w:rPr>
@@ -2163,22 +1742,7 @@
           <w:color w:val="282C34"/>
           <w:sz w:val="21"/>
         </w:rPr>
-        <w:t>To prevent high-frequency transmission-line signal reflections, the CAN bus requires termination matching the nominal cable characteristic impedance (</w:t>
-      </w:r>
-      <w:r>
-        <w:rPr>
-          <w:i/>
-          <w:color w:val="145AA0"/>
-          <w:sz w:val="21"/>
-        </w:rPr>
-        <w:t>Z_0 = 120\,\Omega</w:t>
-      </w:r>
-      <w:r>
-        <w:rPr>
-          <w:color w:val="282C34"/>
-          <w:sz w:val="21"/>
-        </w:rPr>
-        <w:t>).</w:t>
+        <w:t>To prevent high-frequency transmission-line signal reflections, the CAN bus requires termination matching the nominal cable characteristic impedance (Z_0 = 120 Ω).</w:t>
       </w:r>
     </w:p>
     <w:tbl>
@@ -2258,65 +1822,53 @@
           <w:color w:val="282C34"/>
           <w:sz w:val="21"/>
         </w:rPr>
-        <w:t xml:space="preserve">: A single </w:t>
-      </w:r>
-      <w:r>
-        <w:rPr>
-          <w:i/>
-          <w:color w:val="145AA0"/>
-          <w:sz w:val="21"/>
-        </w:rPr>
-        <w:t>120\,\Omega</w:t>
-      </w:r>
-      <w:r>
-        <w:rPr>
-          <w:color w:val="282C34"/>
-          <w:sz w:val="21"/>
-        </w:rPr>
-        <w:t xml:space="preserve"> (</w:t>
-      </w:r>
-      <w:r>
-        <w:rPr>
-          <w:i/>
-          <w:color w:val="145AA0"/>
-          <w:sz w:val="21"/>
-        </w:rPr>
-        <w:t>± 1\%</w:t>
-      </w:r>
-      <w:r>
-        <w:rPr>
-          <w:color w:val="282C34"/>
-          <w:sz w:val="21"/>
-        </w:rPr>
-        <w:t>, 0.25W) metal-film resistor placed across CAN_H and CAN_L at each extreme end of the linear bus trunk. Total parallel DC bus resistance:</w:t>
+        <w:t>: A single 120 Ω (± 1\%, 0.25W) metal-film resistor placed across CAN_H and CAN_L at each extreme end of the linear bus trunk. Total parallel DC bus resistance:</w:t>
       </w:r>
     </w:p>
-    <w:p>
-      <w:pPr>
-        <w:spacing w:after="80"/>
-      </w:pPr>
-      <w:r>
-        <w:rPr>
-          <w:i/>
-          <w:color w:val="145AA0"/>
-          <w:sz w:val="21"/>
-        </w:rPr>
-      </w:r>
-      <w:r>
-        <w:rPr>
-          <w:color w:val="282C34"/>
-          <w:sz w:val="21"/>
-        </w:rPr>
-        <w:t>R_{bus} = 120\,\Omega \parallel 120\,\Omega = 60\,\Omega</w:t>
-      </w:r>
-      <w:r>
-        <w:rPr>
-          <w:i/>
-          <w:color w:val="145AA0"/>
-          <w:sz w:val="21"/>
-        </w:rPr>
-      </w:r>
-    </w:p>
+    <w:tbl>
+      <w:tblPr>
+        <w:tblW w:type="auto" w:w="0"/>
+        <w:jc w:val="center"/>
+        <w:tblLook w:firstColumn="1" w:firstRow="1" w:lastColumn="0" w:lastRow="0" w:noHBand="0" w:noVBand="1" w:val="04A0"/>
+      </w:tblPr>
+      <w:tblGrid>
+        <w:gridCol w:w="9792"/>
+      </w:tblGrid>
+      <w:tr>
+        <w:tc>
+          <w:tcPr>
+            <w:tcW w:type="dxa" w:w="9792"/>
+            <w:shd w:fill="F5F6F8"/>
+            <w:tcMar>
+              <w:top w:w="80" w:type="dxa"/>
+              <w:bottom w:w="80" w:type="dxa"/>
+              <w:left w:w="140" w:type="dxa"/>
+              <w:right w:w="140" w:type="dxa"/>
+            </w:tcMar>
+            <w:tcBorders>
+              <w:left w:val="single" w:sz="18" w:space="0" w:color="CBD5E0"/>
+              <w:top w:val="none"/>
+              <w:right w:val="none"/>
+              <w:bottom w:val="none"/>
+            </w:tcBorders>
+          </w:tcPr>
+          <w:p>
+            <w:pPr>
+              <w:spacing w:line="240" w:lineRule="auto" w:after="0"/>
+            </w:pPr>
+            <w:r>
+              <w:rPr>
+                <w:rFonts w:ascii="Consolas" w:hAnsi="Consolas"/>
+                <w:color w:val="2D3748"/>
+                <w:sz w:val="18"/>
+              </w:rPr>
+              <w:t>R_bus = 120 Ω || 120 Ω = 60 Ω</w:t>
+            </w:r>
+          </w:p>
+        </w:tc>
+      </w:tr>
+    </w:tbl>
+    <w:p/>
     <w:p>
       <w:pPr>
         <w:pStyle w:val="ListBullet"/>
@@ -2336,67 +1888,7 @@
           <w:color w:val="282C34"/>
           <w:sz w:val="21"/>
         </w:rPr>
-        <w:t xml:space="preserve">: Two </w:t>
-      </w:r>
-      <w:r>
-        <w:rPr>
-          <w:i/>
-          <w:color w:val="145AA0"/>
-          <w:sz w:val="21"/>
-        </w:rPr>
-        <w:t>60\,\Omega</w:t>
-      </w:r>
-      <w:r>
-        <w:rPr>
-          <w:color w:val="282C34"/>
-          <w:sz w:val="21"/>
-        </w:rPr>
-        <w:t xml:space="preserve"> (</w:t>
-      </w:r>
-      <w:r>
-        <w:rPr>
-          <w:i/>
-          <w:color w:val="145AA0"/>
-          <w:sz w:val="21"/>
-        </w:rPr>
-        <w:t>± 1\%</w:t>
-      </w:r>
-      <w:r>
-        <w:rPr>
-          <w:color w:val="282C34"/>
-          <w:sz w:val="21"/>
-        </w:rPr>
-        <w:t>) precision resistors in series with a central capacitor (</w:t>
-      </w:r>
-      <w:r>
-        <w:rPr>
-          <w:i/>
-          <w:color w:val="145AA0"/>
-          <w:sz w:val="21"/>
-        </w:rPr>
-        <w:t>C_L = 4.7\,nF</w:t>
-      </w:r>
-      <w:r>
-        <w:rPr>
-          <w:color w:val="282C34"/>
-          <w:sz w:val="21"/>
-        </w:rPr>
-        <w:t xml:space="preserve"> rated </w:t>
-      </w:r>
-      <w:r>
-        <w:rPr>
-          <w:i/>
-          <w:color w:val="145AA0"/>
-          <w:sz w:val="21"/>
-        </w:rPr>
-        <w:t>≥ 50\,V</w:t>
-      </w:r>
-      <w:r>
-        <w:rPr>
-          <w:color w:val="282C34"/>
-          <w:sz w:val="21"/>
-        </w:rPr>
-        <w:t>) connected to Ground.</w:t>
+        <w:t>: Two 60 Ω (± 1\%) precision resistors in series with a central capacitor (C_L = 4.7 nF rated &gt;= 50 V) connected to Ground.</w:t>
       </w:r>
     </w:p>
     <w:p>
@@ -2418,22 +1910,7 @@
           <w:color w:val="282C34"/>
           <w:sz w:val="21"/>
         </w:rPr>
-        <w:t>: Acts as a low-pass filter for high-frequency common-mode noise without altering the differential DC termination (</w:t>
-      </w:r>
-      <w:r>
-        <w:rPr>
-          <w:i/>
-          <w:color w:val="145AA0"/>
-          <w:sz w:val="21"/>
-        </w:rPr>
-        <w:t>60\,\Omega + 60\,\Omega = 120\,\Omega</w:t>
-      </w:r>
-      <w:r>
-        <w:rPr>
-          <w:color w:val="282C34"/>
-          <w:sz w:val="21"/>
-        </w:rPr>
-        <w:t>). It dramatically reduces radiated electromagnetic emissions (EMI) and stabilizes the recessive bus bias point.</w:t>
+        <w:t>: Acts as a low-pass filter for high-frequency common-mode noise without altering the differential DC termination (60 Ω + 60 Ω = 120 Ω). It dramatically reduces radiated electromagnetic emissions (EMI) and stabilizes the recessive bus bias point.</w:t>
       </w:r>
     </w:p>
     <w:p>
@@ -2937,37 +2414,7 @@
                 <w:color w:val="282C34"/>
                 <w:sz w:val="20"/>
               </w:rPr>
-              <w:t>: Because a Dominant bit (</w:t>
-            </w:r>
-            <w:r>
-              <w:rPr>
-                <w:i/>
-                <w:color w:val="145AA0"/>
-                <w:sz w:val="20"/>
-              </w:rPr>
-              <w:t>0</w:t>
-            </w:r>
-            <w:r>
-              <w:rPr>
-                <w:color w:val="282C34"/>
-                <w:sz w:val="20"/>
-              </w:rPr>
-              <w:t>) overrides a Recessive bit (</w:t>
-            </w:r>
-            <w:r>
-              <w:rPr>
-                <w:i/>
-                <w:color w:val="145AA0"/>
-                <w:sz w:val="20"/>
-              </w:rPr>
-              <w:t>1</w:t>
-            </w:r>
-            <w:r>
-              <w:rPr>
-                <w:color w:val="282C34"/>
-                <w:sz w:val="20"/>
-              </w:rPr>
-              <w:t xml:space="preserve">), </w:t>
+              <w:t xml:space="preserve">: Because a Dominant bit (0) overrides a Recessive bit (1), </w:t>
             </w:r>
             <w:r>
               <w:rPr>
@@ -3083,22 +2530,7 @@
           <w:color w:val="282C34"/>
           <w:sz w:val="21"/>
         </w:rPr>
-        <w:t>CAN achieves an extraordinary undetected error rate (</w:t>
-      </w:r>
-      <w:r>
-        <w:rPr>
-          <w:i/>
-          <w:color w:val="145AA0"/>
-          <w:sz w:val="21"/>
-        </w:rPr>
-        <w:t>&lt; 4.7 × 10^{-13</w:t>
-      </w:r>
-      <w:r>
-        <w:rPr>
-          <w:color w:val="282C34"/>
-          <w:sz w:val="21"/>
-        </w:rPr>
-        <w:t>) through five distinct hardware error detection mechanisms running concurrently on every node.</w:t>
+        <w:t>CAN achieves an extraordinary undetected error rate (&lt; 4.7 * 10^-13) through five distinct hardware error detection mechanisms running concurrently on every node.</w:t>
       </w:r>
     </w:p>
     <w:p>
@@ -3475,22 +2907,7 @@
                 <w:color w:val="282C34"/>
                 <w:sz w:val="18"/>
               </w:rPr>
-              <w:t xml:space="preserve">A Stuff Error is flagged if </w:t>
-            </w:r>
-            <w:r>
-              <w:rPr>
-                <w:i/>
-                <w:color w:val="145AA0"/>
-                <w:sz w:val="18"/>
-              </w:rPr>
-              <w:t>6</w:t>
-            </w:r>
-            <w:r>
-              <w:rPr>
-                <w:color w:val="282C34"/>
-                <w:sz w:val="18"/>
-              </w:rPr>
-              <w:t xml:space="preserve"> consecutive bits of identical polarity are detected within the bit-stuffed zone (SOF through CRC sequence).</w:t>
+              <w:t>A Stuff Error is flagged if 6 consecutive bits of identical polarity are detected within the bit-stuffed zone (SOF through CRC sequence).</w:t>
             </w:r>
           </w:p>
         </w:tc>
@@ -3589,22 +3006,7 @@
                 <w:color w:val="282C34"/>
                 <w:sz w:val="18"/>
               </w:rPr>
-              <w:t>Receivers independently calculate the CRC-15 polynomial (</w:t>
-            </w:r>
-            <w:r>
-              <w:rPr>
-                <w:i/>
-                <w:color w:val="145AA0"/>
-                <w:sz w:val="18"/>
-              </w:rPr>
-              <w:t>x^{15 + x^{14 + x^{10 + x^8 + x^7 + x^4 + x^3 + 1</w:t>
-            </w:r>
-            <w:r>
-              <w:rPr>
-                <w:color w:val="282C34"/>
-                <w:sz w:val="18"/>
-              </w:rPr>
-              <w:t>) over the incoming bit stream. An error is flagged if the calculated CRC does not match the transmitted CRC field.</w:t>
+              <w:t>Receivers independently calculate the CRC-15 polynomial (x^15 + x^14 + x^10 + x^8 + x^7 + x^4 + x^3 + 1) over the incoming bit stream. An error is flagged if the calculated CRC does not match the transmitted CRC field.</w:t>
             </w:r>
           </w:p>
         </w:tc>
@@ -4159,22 +3561,7 @@
           <w:color w:val="282C34"/>
           <w:sz w:val="21"/>
         </w:rPr>
-        <w:t xml:space="preserve">When a transmitter detects an error: </w:t>
-      </w:r>
-      <w:r>
-        <w:rPr>
-          <w:i/>
-          <w:color w:val="145AA0"/>
-          <w:sz w:val="21"/>
-        </w:rPr>
-        <w:t>TEC ≤ftarrow TEC + 8</w:t>
-      </w:r>
-      <w:r>
-        <w:rPr>
-          <w:color w:val="282C34"/>
-          <w:sz w:val="21"/>
-        </w:rPr>
-        <w:t>.</w:t>
+        <w:t>When a transmitter detects an error: TEC &lt;=ftarrow TEC + 8.</w:t>
       </w:r>
     </w:p>
     <w:p>
@@ -4188,37 +3575,7 @@
           <w:color w:val="282C34"/>
           <w:sz w:val="21"/>
         </w:rPr>
-        <w:t xml:space="preserve">When a receiver detects an error: </w:t>
-      </w:r>
-      <w:r>
-        <w:rPr>
-          <w:i/>
-          <w:color w:val="145AA0"/>
-          <w:sz w:val="21"/>
-        </w:rPr>
-        <w:t>REC ≤ftarrow REC + 1</w:t>
-      </w:r>
-      <w:r>
-        <w:rPr>
-          <w:color w:val="282C34"/>
-          <w:sz w:val="21"/>
-        </w:rPr>
-        <w:t xml:space="preserve"> (or </w:t>
-      </w:r>
-      <w:r>
-        <w:rPr>
-          <w:i/>
-          <w:color w:val="145AA0"/>
-          <w:sz w:val="21"/>
-        </w:rPr>
-        <w:t>+8</w:t>
-      </w:r>
-      <w:r>
-        <w:rPr>
-          <w:color w:val="282C34"/>
-          <w:sz w:val="21"/>
-        </w:rPr>
-        <w:t xml:space="preserve"> if receiver error flag was dominant).</w:t>
+        <w:t>When a receiver detects an error: REC &lt;=ftarrow REC + 1 (or +8 if receiver error flag was dominant).</w:t>
       </w:r>
     </w:p>
     <w:p>
@@ -4232,22 +3589,7 @@
           <w:color w:val="282C34"/>
           <w:sz w:val="21"/>
         </w:rPr>
-        <w:t xml:space="preserve">When a transmitter completes a successful frame: </w:t>
-      </w:r>
-      <w:r>
-        <w:rPr>
-          <w:i/>
-          <w:color w:val="145AA0"/>
-          <w:sz w:val="21"/>
-        </w:rPr>
-        <w:t>TEC ≤ftarrow TEC - 1</w:t>
-      </w:r>
-      <w:r>
-        <w:rPr>
-          <w:color w:val="282C34"/>
-          <w:sz w:val="21"/>
-        </w:rPr>
-        <w:t xml:space="preserve"> (down to 0).</w:t>
+        <w:t>When a transmitter completes a successful frame: TEC &lt;=ftarrow TEC - 1 (down to 0).</w:t>
       </w:r>
     </w:p>
     <w:p>
@@ -4261,37 +3603,7 @@
           <w:color w:val="282C34"/>
           <w:sz w:val="21"/>
         </w:rPr>
-        <w:t xml:space="preserve">When a receiver completes a successful frame: </w:t>
-      </w:r>
-      <w:r>
-        <w:rPr>
-          <w:i/>
-          <w:color w:val="145AA0"/>
-          <w:sz w:val="21"/>
-        </w:rPr>
-        <w:t>REC ≤ftarrow REC - 1</w:t>
-      </w:r>
-      <w:r>
-        <w:rPr>
-          <w:color w:val="282C34"/>
-          <w:sz w:val="21"/>
-        </w:rPr>
-        <w:t xml:space="preserve"> (if </w:t>
-      </w:r>
-      <w:r>
-        <w:rPr>
-          <w:i/>
-          <w:color w:val="145AA0"/>
-          <w:sz w:val="21"/>
-        </w:rPr>
-        <w:t>1 ≤ REC ≤ 127</w:t>
-      </w:r>
-      <w:r>
-        <w:rPr>
-          <w:color w:val="282C34"/>
-          <w:sz w:val="21"/>
-        </w:rPr>
-        <w:t>; reset to 0 if REC=0).</w:t>
+        <w:t>When a receiver completes a successful frame: REC &lt;=ftarrow REC - 1 (if 1 &lt;= REC &lt;= 127; reset to 0 if REC=0).</w:t>
       </w:r>
     </w:p>
     <w:p>
@@ -4374,52 +3686,7 @@
           <w:color w:val="282C34"/>
           <w:sz w:val="21"/>
         </w:rPr>
-        <w:t xml:space="preserve">Upon completion, </w:t>
-      </w:r>
-      <w:r>
-        <w:rPr>
-          <w:i/>
-          <w:color w:val="145AA0"/>
-          <w:sz w:val="21"/>
-        </w:rPr>
-        <w:t>TEC</w:t>
-      </w:r>
-      <w:r>
-        <w:rPr>
-          <w:color w:val="282C34"/>
-          <w:sz w:val="21"/>
-        </w:rPr>
-        <w:t xml:space="preserve"> and </w:t>
-      </w:r>
-      <w:r>
-        <w:rPr>
-          <w:i/>
-          <w:color w:val="145AA0"/>
-          <w:sz w:val="21"/>
-        </w:rPr>
-        <w:t>REC</w:t>
-      </w:r>
-      <w:r>
-        <w:rPr>
-          <w:color w:val="282C34"/>
-          <w:sz w:val="21"/>
-        </w:rPr>
-        <w:t xml:space="preserve"> are reset to </w:t>
-      </w:r>
-      <w:r>
-        <w:rPr>
-          <w:i/>
-          <w:color w:val="145AA0"/>
-          <w:sz w:val="21"/>
-        </w:rPr>
-        <w:t>0</w:t>
-      </w:r>
-      <w:r>
-        <w:rPr>
-          <w:color w:val="282C34"/>
-          <w:sz w:val="21"/>
-        </w:rPr>
-        <w:t xml:space="preserve">, and the controller re-enters the </w:t>
+        <w:t xml:space="preserve">Upon completion, TEC and REC are reset to 0, and the controller re-enters the </w:t>
       </w:r>
       <w:r>
         <w:rPr>
@@ -4737,32 +4004,50 @@
         <w:t>Acceptance Logic Equation:</w:t>
       </w:r>
     </w:p>
-    <w:p>
-      <w:pPr>
-        <w:spacing w:after="80"/>
-      </w:pPr>
-      <w:r>
-        <w:rPr>
-          <w:i/>
-          <w:color w:val="145AA0"/>
-          <w:sz w:val="21"/>
-        </w:rPr>
-      </w:r>
-      <w:r>
-        <w:rPr>
-          <w:color w:val="282C34"/>
-          <w:sz w:val="21"/>
-        </w:rPr>
-        <w:t>\text{Match} = \neg \Big( (\text{Incoming\_ID} \oplus \text{Filter\_ID}) \ \&amp; \ \text{Filter\_Mask} \Big) == 0</w:t>
-      </w:r>
-      <w:r>
-        <w:rPr>
-          <w:i/>
-          <w:color w:val="145AA0"/>
-          <w:sz w:val="21"/>
-        </w:rPr>
-      </w:r>
-    </w:p>
+    <w:tbl>
+      <w:tblPr>
+        <w:tblW w:type="auto" w:w="0"/>
+        <w:jc w:val="center"/>
+        <w:tblLook w:firstColumn="1" w:firstRow="1" w:lastColumn="0" w:lastRow="0" w:noHBand="0" w:noVBand="1" w:val="04A0"/>
+      </w:tblPr>
+      <w:tblGrid>
+        <w:gridCol w:w="9792"/>
+      </w:tblGrid>
+      <w:tr>
+        <w:tc>
+          <w:tcPr>
+            <w:tcW w:type="dxa" w:w="9792"/>
+            <w:shd w:fill="F5F6F8"/>
+            <w:tcMar>
+              <w:top w:w="80" w:type="dxa"/>
+              <w:bottom w:w="80" w:type="dxa"/>
+              <w:left w:w="140" w:type="dxa"/>
+              <w:right w:w="140" w:type="dxa"/>
+            </w:tcMar>
+            <w:tcBorders>
+              <w:left w:val="single" w:sz="18" w:space="0" w:color="CBD5E0"/>
+              <w:top w:val="none"/>
+              <w:right w:val="none"/>
+              <w:bottom w:val="none"/>
+            </w:tcBorders>
+          </w:tcPr>
+          <w:p>
+            <w:pPr>
+              <w:spacing w:line="240" w:lineRule="auto" w:after="0"/>
+            </w:pPr>
+            <w:r>
+              <w:rPr>
+                <w:rFonts w:ascii="Consolas" w:hAnsi="Consolas"/>
+                <w:color w:val="2D3748"/>
+                <w:sz w:val="18"/>
+              </w:rPr>
+              <w:t>Match = !=g ( (Incoming_ID XOR Filter_ID) \ &amp; \ Filter_Mask ) == 0</w:t>
+            </w:r>
+          </w:p>
+        </w:tc>
+      </w:tr>
+    </w:tbl>
+    <w:p/>
     <w:tbl>
       <w:tblPr>
         <w:tblW w:type="auto" w:w="0"/>
